--- a/Tailored_CVs/Shinoy_Next_Ventures_ERP_Cloud_Test_Manager.docx
+++ b/Tailored_CVs/Shinoy_Next_Ventures_ERP_Cloud_Test_Manager.docx
@@ -70,7 +70,7 @@
           <w:b w:val="0"/>
           <w:sz w:val="19"/>
         </w:rPr>
-        <w:t>QA Automation Engineer with over 8 years of experience leading testing strategies, coordinating cross-functional teams, and managing end-to-end quality for financial systems. Experienced in designing test plans, tracking defects, and aligning with business stakeholders to ensure smooth release cycles. Currently based in Amstelveen with a valid EU residence permit, ready to support major transformation projects in the Randstad area.</w:t>
+        <w:t>Test Manager and QA Engineer with over 8 years of experience leading end-to-end testing strategies, test planning, and defect management for financial clients. Experienced in coordinating cross-functional teams, managing test resources, and aligning testing processes with key project milestones. Holds a valid EU residence permit and is based in the Netherlands, ready for onsite work in the Randstad area.</w:t>
       </w:r>
     </w:p>
     <w:p>
@@ -288,7 +288,7 @@
           <w:b w:val="0"/>
           <w:sz w:val="18"/>
         </w:rPr>
-        <w:t>▸ Owned and managed comprehensive testing strategies, test plans, and schedules for complex enterprise software deployments.</w:t>
+        <w:t>▸ Owned and managed comprehensive testing strategies, test plans, schedules, scenarios, and scripts for complex financial systems.</w:t>
       </w:r>
     </w:p>
     <w:p>
@@ -301,7 +301,7 @@
           <w:b w:val="0"/>
           <w:sz w:val="18"/>
         </w:rPr>
-        <w:t>▸ Coordinated testing activities across technical, functional, and business teams to ensure seamless SIT, UAT, and regression phases.</w:t>
+        <w:t>▸ Coordinated testing activities across functional, technical, and business teams to ensure solutions were fully tested and ready for deployment.</w:t>
       </w:r>
     </w:p>
     <w:p>
@@ -314,7 +314,7 @@
           <w:b w:val="0"/>
           <w:sz w:val="18"/>
         </w:rPr>
-        <w:t>▸ Managed defect tracking processes and provided clear reporting on testing progress, risks, and readiness to senior leadership.</w:t>
+        <w:t>▸ Managed defect tracking and prioritized issues through JIRA to ensure strict data integrity and high release stability.</w:t>
       </w:r>
     </w:p>
     <w:p>
@@ -327,7 +327,7 @@
           <w:b w:val="0"/>
           <w:sz w:val="18"/>
         </w:rPr>
-        <w:t>▸ Partnered closely with Product Owners and stakeholders to translate business requirements into structured testing execution plans.</w:t>
+        <w:t>▸ Provided clear reporting on testing progress, risks, issues, and readiness to project management and business stakeholders.</w:t>
       </w:r>
     </w:p>
     <w:p>

--- a/Tailored_CVs/Shinoy_Next_Ventures_ERP_Cloud_Test_Manager.docx
+++ b/Tailored_CVs/Shinoy_Next_Ventures_ERP_Cloud_Test_Manager.docx
@@ -70,7 +70,7 @@
           <w:b w:val="0"/>
           <w:sz w:val="19"/>
         </w:rPr>
-        <w:t>Test Manager and QA Engineer with over 8 years of experience leading end-to-end testing strategies, test planning, and defect management for financial clients. Experienced in coordinating cross-functional teams, managing test resources, and aligning testing processes with key project milestones. Holds a valid EU residence permit and is based in the Netherlands, ready for onsite work in the Randstad area.</w:t>
+        <w:t>Test Manager and QA Engineer with over 8 years of experience leading end-to-end testing strategies, release management, and stakeholder alignment for complex financial and enterprise platforms. Skilled in building test plans, managing cross-functional teams, and tracking defects to ensure high release stability. Based in Amstelveen with a valid EU residence permit, ready to support Next Ventures in the Randstad area.</w:t>
       </w:r>
     </w:p>
     <w:p>
@@ -288,7 +288,7 @@
           <w:b w:val="0"/>
           <w:sz w:val="18"/>
         </w:rPr>
-        <w:t>▸ Owned and managed comprehensive testing strategies, test plans, schedules, scenarios, and scripts for complex financial systems.</w:t>
+        <w:t>▸ Owned and managed endtoend testing strategies, planning, and execution for global financial clients, ensuring solutions met business requirements.</w:t>
       </w:r>
     </w:p>
     <w:p>
@@ -301,7 +301,7 @@
           <w:b w:val="0"/>
           <w:sz w:val="18"/>
         </w:rPr>
-        <w:t>▸ Coordinated testing activities across functional, technical, and business teams to ensure solutions were fully tested and ready for deployment.</w:t>
+        <w:t>▸ Coordinated testing activities across functional, technical, and business teams, aligning testing schedules with project milestones.</w:t>
       </w:r>
     </w:p>
     <w:p>
@@ -314,7 +314,7 @@
           <w:b w:val="0"/>
           <w:sz w:val="18"/>
         </w:rPr>
-        <w:t>▸ Managed defect tracking and prioritized issues through JIRA to ensure strict data integrity and high release stability.</w:t>
+        <w:t>▸ Managed defect tracking and test reporting using JIRA, HP ALM, and Allure dashboards to ensure clear visibility into risks and readiness.</w:t>
       </w:r>
     </w:p>
     <w:p>
@@ -327,7 +327,7 @@
           <w:b w:val="0"/>
           <w:sz w:val="18"/>
         </w:rPr>
-        <w:t>▸ Provided clear reporting on testing progress, risks, issues, and readiness to project management and business stakeholders.</w:t>
+        <w:t>▸ Facilitated stakeholder communication and requirements analysis to translate business needs into structured testing plans.</w:t>
       </w:r>
     </w:p>
     <w:p>
